--- a/cases/creek-span/published/Creek Span - Facilitator Guide.docx
+++ b/cases/creek-span/published/Creek Span - Facilitator Guide.docx
@@ -142,7 +142,7 @@
     </w:p>
     <w:p>
       <w:r>
-        <w:t xml:space="preserve">Frame the format: a real professional dilemma, not a worksheet with a story stapled on. Name the opener — "One engineer, one pallet of free salvage steel, and a shop that starts cutting new steel at four o'clock whether Priya has an answer or not."</w:t>
+        <w:t xml:space="preserve">Frame the format: a real professional dilemma, not a worksheet with a story stapled on. Name the opener — "One engineer, one pallet of free salvage steel, and a shop that starts cutting new steel at four o'clock whether Suri has an answer or not." Worth naming for the room: Suri grew up in this town and crossed the old footbridge over this same creek every school morning as a kid — she still carries a tape measure in her bag out of habit, even to meetings where she'll never need it — but she's a by-the-book engineer first, and the case is about whether that sentimentality gets anywhere near her actual recommendation.</w:t>
       </w:r>
     </w:p>
     <w:p>
@@ -354,7 +354,7 @@
           <w:b/>
           <w:bCs/>
         </w:rPr>
-        <w:t xml:space="preserve">"What just broke in your model? Were you wrong, or just missing information — and how confident should Priya actually be in her recommendation now?"</w:t>
+        <w:t xml:space="preserve">"What just broke in your model? Were you wrong, or just missing information — and how confident should Suri actually be in her recommendation now?"</w:t>
       </w:r>
       <w:r>
         <w:t xml:space="preserve"> A Hero who declared A the clear winner has to reckon with how much of that "clear" was really doing the work of a single unverified labor-hour estimate (MA1).</w:t>

--- a/cases/creek-span/published/Creek Span - Facilitator Guide.docx
+++ b/cases/creek-span/published/Creek Span - Facilitator Guide.docx
@@ -142,7 +142,7 @@
     </w:p>
     <w:p>
       <w:r>
-        <w:t xml:space="preserve">Frame the format: a real professional dilemma, not a worksheet with a story stapled on. Name the opener — "One engineer, one pallet of free salvage steel, and a shop that starts cutting new steel at four o'clock whether Suri has an answer or not." Worth naming for the room: Suri grew up in this town and crossed the old footbridge over this same creek every school morning as a kid — she still carries a tape measure in her bag out of habit, even to meetings where she'll never need it — but she's a by-the-book engineer first, and the case is about whether that sentimentality gets anywhere near her actual recommendation.</w:t>
+        <w:t xml:space="preserve">Frame the format: a real professional dilemma, not a worksheet with a story stapled on. Name the opener — "One engineer, one pallet of free salvage steel, and a shop that starts cutting new steel at four o'clock whether Suri has an answer or not." Worth naming for the room: Suri grew up in this town and crossed the old footbridge over this same creek every school morning as a kid — she can still name the exact board that used to give under her sneaker and never broke, and as a kid she decided that wobble meant the bridge was alive, not failing. She still carries a tape measure in her bag out of that same habit, even to meetings where she'll never need it — but she's a by-the-book engineer first, and the case is about whether that sentimentality gets anywhere near her actual recommendation (worth pointing out to the room: her own answer to "is a flex a failure?" is exactly the kind of judgment call D2's Triangle Inequality check forces onto solid ground).</w:t>
       </w:r>
     </w:p>
     <w:p>
